--- a/Task Completion Screenshots.docx
+++ b/Task Completion Screenshots.docx
@@ -9,19 +9,14 @@
     </w:p>
     <w:p>
       <w:r>
-        <w:t xml:space="preserve">Anaconda / </w:t>
-      </w:r>
-      <w:proofErr w:type="spellStart"/>
-      <w:r>
-        <w:t>Miniconda</w:t>
-      </w:r>
-      <w:proofErr w:type="spellEnd"/>
-      <w:r>
-        <w:t xml:space="preserve"> installed</w:t>
-      </w:r>
-    </w:p>
-    <w:p>
-      <w:r>
+        <w:t>Anaconda / Miniconda installed</w:t>
+      </w:r>
+    </w:p>
+    <w:p>
+      <w:r>
+        <w:rPr>
+          <w:noProof/>
+        </w:rPr>
         <w:drawing>
           <wp:inline distT="0" distB="0" distL="0" distR="0" wp14:anchorId="36CA3B9B" wp14:editId="20245FBB">
             <wp:extent cx="5731510" cy="2925445"/>
@@ -60,17 +55,15 @@
       </w:r>
     </w:p>
     <w:p>
-      <w:proofErr w:type="spellStart"/>
-      <w:r>
-        <w:t>Pycharm</w:t>
-      </w:r>
-      <w:proofErr w:type="spellEnd"/>
-      <w:r>
-        <w:t xml:space="preserve"> interface</w:t>
-      </w:r>
-    </w:p>
-    <w:p>
-      <w:r>
+      <w:r>
+        <w:t>Pycharm interface</w:t>
+      </w:r>
+    </w:p>
+    <w:p>
+      <w:r>
+        <w:rPr>
+          <w:noProof/>
+        </w:rPr>
         <w:drawing>
           <wp:inline distT="0" distB="0" distL="0" distR="0" wp14:anchorId="3E981A20" wp14:editId="10FD3801">
             <wp:extent cx="5731510" cy="4020820"/>
@@ -115,6 +108,9 @@
     </w:p>
     <w:p>
       <w:r>
+        <w:rPr>
+          <w:noProof/>
+        </w:rPr>
         <w:lastRenderedPageBreak/>
         <w:drawing>
           <wp:inline distT="0" distB="0" distL="0" distR="0" wp14:anchorId="22C3FFF3" wp14:editId="543EDAC1">
@@ -171,6 +167,9 @@
     </w:p>
     <w:p>
       <w:r>
+        <w:rPr>
+          <w:noProof/>
+        </w:rPr>
         <w:drawing>
           <wp:inline distT="0" distB="0" distL="0" distR="0" wp14:anchorId="1FB10785" wp14:editId="149A009A">
             <wp:extent cx="5731510" cy="2351405"/>
@@ -215,6 +214,9 @@
     </w:p>
     <w:p>
       <w:r>
+        <w:rPr>
+          <w:noProof/>
+        </w:rPr>
         <w:drawing>
           <wp:inline distT="0" distB="0" distL="0" distR="0" wp14:anchorId="3964DDCA" wp14:editId="6D9D5CAE">
             <wp:extent cx="4058216" cy="476316"/>
@@ -265,6 +267,43 @@
     </w:p>
     <w:p>
       <w:r>
+        <w:drawing>
+          <wp:inline distT="0" distB="0" distL="0" distR="0" wp14:anchorId="5C0A07DB" wp14:editId="11D952D8">
+            <wp:extent cx="5731510" cy="3743325"/>
+            <wp:effectExtent l="0" t="0" r="2540" b="9525"/>
+            <wp:docPr id="939715991" name="Picture 1"/>
+            <wp:cNvGraphicFramePr>
+              <a:graphicFrameLocks xmlns:a="http://schemas.openxmlformats.org/drawingml/2006/main" noChangeAspect="1"/>
+            </wp:cNvGraphicFramePr>
+            <a:graphic xmlns:a="http://schemas.openxmlformats.org/drawingml/2006/main">
+              <a:graphicData uri="http://schemas.openxmlformats.org/drawingml/2006/picture">
+                <pic:pic xmlns:pic="http://schemas.openxmlformats.org/drawingml/2006/picture">
+                  <pic:nvPicPr>
+                    <pic:cNvPr id="939715991" name=""/>
+                    <pic:cNvPicPr/>
+                  </pic:nvPicPr>
+                  <pic:blipFill>
+                    <a:blip r:embed="rId9"/>
+                    <a:stretch>
+                      <a:fillRect/>
+                    </a:stretch>
+                  </pic:blipFill>
+                  <pic:spPr>
+                    <a:xfrm>
+                      <a:off x="0" y="0"/>
+                      <a:ext cx="5731510" cy="3743325"/>
+                    </a:xfrm>
+                    <a:prstGeom prst="rect">
+                      <a:avLst/>
+                    </a:prstGeom>
+                  </pic:spPr>
+                </pic:pic>
+              </a:graphicData>
+            </a:graphic>
+          </wp:inline>
+        </w:drawing>
+      </w:r>
+      <w:r>
         <w:br w:type="page"/>
       </w:r>
     </w:p>
@@ -275,17 +314,12 @@
       </w:r>
     </w:p>
     <w:p>
-      <w:proofErr w:type="spellStart"/>
-      <w:r>
-        <w:t>Github</w:t>
-      </w:r>
-      <w:proofErr w:type="spellEnd"/>
-      <w:r>
-        <w:t xml:space="preserve"> profile link</w:t>
-      </w:r>
-    </w:p>
-    <w:p>
-      <w:hyperlink r:id="rId9" w:history="1">
+      <w:r>
+        <w:t>Github profile link</w:t>
+      </w:r>
+    </w:p>
+    <w:p>
+      <w:hyperlink r:id="rId10" w:history="1">
         <w:r>
           <w:rPr>
             <w:rStyle w:val="Hyperlink"/>
@@ -301,7 +335,7 @@
       </w:r>
     </w:p>
     <w:p>
-      <w:hyperlink r:id="rId10" w:history="1">
+      <w:hyperlink r:id="rId11" w:history="1">
         <w:r>
           <w:rPr>
             <w:rStyle w:val="Hyperlink"/>
@@ -321,7 +355,348 @@
         <w:t>Task 5 – Connect Local Project to GitHub</w:t>
       </w:r>
     </w:p>
+    <w:p>
+      <w:r>
+        <w:t>Successful push</w:t>
+      </w:r>
+    </w:p>
+    <w:p>
+      <w:r>
+        <w:rPr>
+          <w:noProof/>
+        </w:rPr>
+        <w:drawing>
+          <wp:inline distT="0" distB="0" distL="0" distR="0" wp14:anchorId="5C488A94" wp14:editId="65F94913">
+            <wp:extent cx="5420481" cy="2295845"/>
+            <wp:effectExtent l="0" t="0" r="8890" b="9525"/>
+            <wp:docPr id="1457745852" name="Picture 1"/>
+            <wp:cNvGraphicFramePr>
+              <a:graphicFrameLocks xmlns:a="http://schemas.openxmlformats.org/drawingml/2006/main" noChangeAspect="1"/>
+            </wp:cNvGraphicFramePr>
+            <a:graphic xmlns:a="http://schemas.openxmlformats.org/drawingml/2006/main">
+              <a:graphicData uri="http://schemas.openxmlformats.org/drawingml/2006/picture">
+                <pic:pic xmlns:pic="http://schemas.openxmlformats.org/drawingml/2006/picture">
+                  <pic:nvPicPr>
+                    <pic:cNvPr id="1457745852" name=""/>
+                    <pic:cNvPicPr/>
+                  </pic:nvPicPr>
+                  <pic:blipFill>
+                    <a:blip r:embed="rId12"/>
+                    <a:stretch>
+                      <a:fillRect/>
+                    </a:stretch>
+                  </pic:blipFill>
+                  <pic:spPr>
+                    <a:xfrm>
+                      <a:off x="0" y="0"/>
+                      <a:ext cx="5420481" cy="2295845"/>
+                    </a:xfrm>
+                    <a:prstGeom prst="rect">
+                      <a:avLst/>
+                    </a:prstGeom>
+                  </pic:spPr>
+                </pic:pic>
+              </a:graphicData>
+            </a:graphic>
+          </wp:inline>
+        </w:drawing>
+      </w:r>
+    </w:p>
     <w:p/>
+    <w:p>
+      <w:r>
+        <w:t>Repository containing the project files</w:t>
+      </w:r>
+    </w:p>
+    <w:p>
+      <w:r>
+        <w:rPr>
+          <w:noProof/>
+        </w:rPr>
+        <w:drawing>
+          <wp:inline distT="0" distB="0" distL="0" distR="0" wp14:anchorId="22379469" wp14:editId="32274E6C">
+            <wp:extent cx="5731510" cy="2685415"/>
+            <wp:effectExtent l="0" t="0" r="2540" b="635"/>
+            <wp:docPr id="1410339385" name="Picture 1"/>
+            <wp:cNvGraphicFramePr>
+              <a:graphicFrameLocks xmlns:a="http://schemas.openxmlformats.org/drawingml/2006/main" noChangeAspect="1"/>
+            </wp:cNvGraphicFramePr>
+            <a:graphic xmlns:a="http://schemas.openxmlformats.org/drawingml/2006/main">
+              <a:graphicData uri="http://schemas.openxmlformats.org/drawingml/2006/picture">
+                <pic:pic xmlns:pic="http://schemas.openxmlformats.org/drawingml/2006/picture">
+                  <pic:nvPicPr>
+                    <pic:cNvPr id="1410339385" name=""/>
+                    <pic:cNvPicPr/>
+                  </pic:nvPicPr>
+                  <pic:blipFill>
+                    <a:blip r:embed="rId13"/>
+                    <a:stretch>
+                      <a:fillRect/>
+                    </a:stretch>
+                  </pic:blipFill>
+                  <pic:spPr>
+                    <a:xfrm>
+                      <a:off x="0" y="0"/>
+                      <a:ext cx="5731510" cy="2685415"/>
+                    </a:xfrm>
+                    <a:prstGeom prst="rect">
+                      <a:avLst/>
+                    </a:prstGeom>
+                  </pic:spPr>
+                </pic:pic>
+              </a:graphicData>
+            </a:graphic>
+          </wp:inline>
+        </w:drawing>
+      </w:r>
+    </w:p>
+    <w:p>
+      <w:r>
+        <w:br w:type="page"/>
+      </w:r>
+    </w:p>
+    <w:p>
+      <w:r>
+        <w:lastRenderedPageBreak/>
+        <w:t>Task 6 – Deploy Initial Version Using Bash</w:t>
+      </w:r>
+    </w:p>
+    <w:p>
+      <w:r>
+        <w:rPr>
+          <w:noProof/>
+        </w:rPr>
+        <w:drawing>
+          <wp:inline distT="0" distB="0" distL="0" distR="0" wp14:anchorId="2A0BA7D1" wp14:editId="1C31D51E">
+            <wp:extent cx="5382376" cy="2476846"/>
+            <wp:effectExtent l="0" t="0" r="0" b="0"/>
+            <wp:docPr id="2048808263" name="Picture 1"/>
+            <wp:cNvGraphicFramePr>
+              <a:graphicFrameLocks xmlns:a="http://schemas.openxmlformats.org/drawingml/2006/main" noChangeAspect="1"/>
+            </wp:cNvGraphicFramePr>
+            <a:graphic xmlns:a="http://schemas.openxmlformats.org/drawingml/2006/main">
+              <a:graphicData uri="http://schemas.openxmlformats.org/drawingml/2006/picture">
+                <pic:pic xmlns:pic="http://schemas.openxmlformats.org/drawingml/2006/picture">
+                  <pic:nvPicPr>
+                    <pic:cNvPr id="2048808263" name=""/>
+                    <pic:cNvPicPr/>
+                  </pic:nvPicPr>
+                  <pic:blipFill>
+                    <a:blip r:embed="rId14"/>
+                    <a:stretch>
+                      <a:fillRect/>
+                    </a:stretch>
+                  </pic:blipFill>
+                  <pic:spPr>
+                    <a:xfrm>
+                      <a:off x="0" y="0"/>
+                      <a:ext cx="5382376" cy="2476846"/>
+                    </a:xfrm>
+                    <a:prstGeom prst="rect">
+                      <a:avLst/>
+                    </a:prstGeom>
+                  </pic:spPr>
+                </pic:pic>
+              </a:graphicData>
+            </a:graphic>
+          </wp:inline>
+        </w:drawing>
+      </w:r>
+    </w:p>
+    <w:p>
+      <w:r>
+        <w:t>Commit History</w:t>
+      </w:r>
+    </w:p>
+    <w:p>
+      <w:r>
+        <w:rPr>
+          <w:noProof/>
+        </w:rPr>
+        <w:drawing>
+          <wp:inline distT="0" distB="0" distL="0" distR="0" wp14:anchorId="129E25DF" wp14:editId="581FA37E">
+            <wp:extent cx="5468113" cy="2438740"/>
+            <wp:effectExtent l="0" t="0" r="0" b="0"/>
+            <wp:docPr id="345849047" name="Picture 1"/>
+            <wp:cNvGraphicFramePr>
+              <a:graphicFrameLocks xmlns:a="http://schemas.openxmlformats.org/drawingml/2006/main" noChangeAspect="1"/>
+            </wp:cNvGraphicFramePr>
+            <a:graphic xmlns:a="http://schemas.openxmlformats.org/drawingml/2006/main">
+              <a:graphicData uri="http://schemas.openxmlformats.org/drawingml/2006/picture">
+                <pic:pic xmlns:pic="http://schemas.openxmlformats.org/drawingml/2006/picture">
+                  <pic:nvPicPr>
+                    <pic:cNvPr id="345849047" name=""/>
+                    <pic:cNvPicPr/>
+                  </pic:nvPicPr>
+                  <pic:blipFill>
+                    <a:blip r:embed="rId15"/>
+                    <a:stretch>
+                      <a:fillRect/>
+                    </a:stretch>
+                  </pic:blipFill>
+                  <pic:spPr>
+                    <a:xfrm>
+                      <a:off x="0" y="0"/>
+                      <a:ext cx="5468113" cy="2438740"/>
+                    </a:xfrm>
+                    <a:prstGeom prst="rect">
+                      <a:avLst/>
+                    </a:prstGeom>
+                  </pic:spPr>
+                </pic:pic>
+              </a:graphicData>
+            </a:graphic>
+          </wp:inline>
+        </w:drawing>
+      </w:r>
+    </w:p>
+    <w:p>
+      <w:r>
+        <w:t>Updated GitHub repo</w:t>
+      </w:r>
+    </w:p>
+    <w:p>
+      <w:r>
+        <w:rPr>
+          <w:noProof/>
+        </w:rPr>
+        <w:drawing>
+          <wp:inline distT="0" distB="0" distL="0" distR="0" wp14:anchorId="60DE5F1C" wp14:editId="68C23163">
+            <wp:extent cx="5731510" cy="2705100"/>
+            <wp:effectExtent l="0" t="0" r="2540" b="0"/>
+            <wp:docPr id="832821318" name="Picture 1"/>
+            <wp:cNvGraphicFramePr>
+              <a:graphicFrameLocks xmlns:a="http://schemas.openxmlformats.org/drawingml/2006/main" noChangeAspect="1"/>
+            </wp:cNvGraphicFramePr>
+            <a:graphic xmlns:a="http://schemas.openxmlformats.org/drawingml/2006/main">
+              <a:graphicData uri="http://schemas.openxmlformats.org/drawingml/2006/picture">
+                <pic:pic xmlns:pic="http://schemas.openxmlformats.org/drawingml/2006/picture">
+                  <pic:nvPicPr>
+                    <pic:cNvPr id="832821318" name=""/>
+                    <pic:cNvPicPr/>
+                  </pic:nvPicPr>
+                  <pic:blipFill>
+                    <a:blip r:embed="rId16"/>
+                    <a:stretch>
+                      <a:fillRect/>
+                    </a:stretch>
+                  </pic:blipFill>
+                  <pic:spPr>
+                    <a:xfrm>
+                      <a:off x="0" y="0"/>
+                      <a:ext cx="5731510" cy="2705100"/>
+                    </a:xfrm>
+                    <a:prstGeom prst="rect">
+                      <a:avLst/>
+                    </a:prstGeom>
+                  </pic:spPr>
+                </pic:pic>
+              </a:graphicData>
+            </a:graphic>
+          </wp:inline>
+        </w:drawing>
+      </w:r>
+    </w:p>
+    <w:p>
+      <w:r>
+        <w:lastRenderedPageBreak/>
+        <w:t>Task 7 – Deploy New Version with Updated File</w:t>
+      </w:r>
+    </w:p>
+    <w:p>
+      <w:r>
+        <w:t>Commit History</w:t>
+      </w:r>
+    </w:p>
+    <w:p>
+      <w:r>
+        <w:rPr>
+          <w:noProof/>
+        </w:rPr>
+        <w:drawing>
+          <wp:inline distT="0" distB="0" distL="0" distR="0" wp14:anchorId="77F0E8F6" wp14:editId="70261D06">
+            <wp:extent cx="5315692" cy="3057952"/>
+            <wp:effectExtent l="0" t="0" r="0" b="9525"/>
+            <wp:docPr id="1265236700" name="Picture 1"/>
+            <wp:cNvGraphicFramePr>
+              <a:graphicFrameLocks xmlns:a="http://schemas.openxmlformats.org/drawingml/2006/main" noChangeAspect="1"/>
+            </wp:cNvGraphicFramePr>
+            <a:graphic xmlns:a="http://schemas.openxmlformats.org/drawingml/2006/main">
+              <a:graphicData uri="http://schemas.openxmlformats.org/drawingml/2006/picture">
+                <pic:pic xmlns:pic="http://schemas.openxmlformats.org/drawingml/2006/picture">
+                  <pic:nvPicPr>
+                    <pic:cNvPr id="1265236700" name=""/>
+                    <pic:cNvPicPr/>
+                  </pic:nvPicPr>
+                  <pic:blipFill>
+                    <a:blip r:embed="rId17"/>
+                    <a:stretch>
+                      <a:fillRect/>
+                    </a:stretch>
+                  </pic:blipFill>
+                  <pic:spPr>
+                    <a:xfrm>
+                      <a:off x="0" y="0"/>
+                      <a:ext cx="5315692" cy="3057952"/>
+                    </a:xfrm>
+                    <a:prstGeom prst="rect">
+                      <a:avLst/>
+                    </a:prstGeom>
+                  </pic:spPr>
+                </pic:pic>
+              </a:graphicData>
+            </a:graphic>
+          </wp:inline>
+        </w:drawing>
+      </w:r>
+    </w:p>
+    <w:p>
+      <w:r>
+        <w:t>Updated GitHub Repo</w:t>
+      </w:r>
+    </w:p>
+    <w:p>
+      <w:r>
+        <w:rPr>
+          <w:noProof/>
+        </w:rPr>
+        <w:drawing>
+          <wp:inline distT="0" distB="0" distL="0" distR="0" wp14:anchorId="3A9399EA" wp14:editId="2ABB3F99">
+            <wp:extent cx="5731510" cy="2856230"/>
+            <wp:effectExtent l="0" t="0" r="2540" b="1270"/>
+            <wp:docPr id="824860618" name="Picture 1"/>
+            <wp:cNvGraphicFramePr>
+              <a:graphicFrameLocks xmlns:a="http://schemas.openxmlformats.org/drawingml/2006/main" noChangeAspect="1"/>
+            </wp:cNvGraphicFramePr>
+            <a:graphic xmlns:a="http://schemas.openxmlformats.org/drawingml/2006/main">
+              <a:graphicData uri="http://schemas.openxmlformats.org/drawingml/2006/picture">
+                <pic:pic xmlns:pic="http://schemas.openxmlformats.org/drawingml/2006/picture">
+                  <pic:nvPicPr>
+                    <pic:cNvPr id="824860618" name=""/>
+                    <pic:cNvPicPr/>
+                  </pic:nvPicPr>
+                  <pic:blipFill>
+                    <a:blip r:embed="rId18"/>
+                    <a:stretch>
+                      <a:fillRect/>
+                    </a:stretch>
+                  </pic:blipFill>
+                  <pic:spPr>
+                    <a:xfrm>
+                      <a:off x="0" y="0"/>
+                      <a:ext cx="5731510" cy="2856230"/>
+                    </a:xfrm>
+                    <a:prstGeom prst="rect">
+                      <a:avLst/>
+                    </a:prstGeom>
+                  </pic:spPr>
+                </pic:pic>
+              </a:graphicData>
+            </a:graphic>
+          </wp:inline>
+        </w:drawing>
+      </w:r>
+    </w:p>
     <w:sectPr>
       <w:pgSz w:w="11906" w:h="16838"/>
       <w:pgMar w:top="1440" w:right="1440" w:bottom="1440" w:left="1440" w:header="708" w:footer="708" w:gutter="0"/>
